--- a/public/Archit_Agrawal_AI_Software_Engineer_Resume.docx
+++ b/public/Archit_Agrawal_AI_Software_Engineer_Resume.docx
@@ -29,7 +29,7 @@
           <w:szCs w:val="18"/>
           <w:color w:val="111111"/>
         </w:rPr>
-        <w:t xml:space="preserve">Phoenix, AZ</w:t>
+        <w:t xml:space="preserve">San Francisco Bay Area</w:t>
       </w:r>
       <w:r>
         <w:rPr>
@@ -696,7 +696,7 @@
           <w:b/>
           <w:color w:val="111111"/>
         </w:rPr>
-        <w:t xml:space="preserve">07/2025 - 05/2026</w:t>
+        <w:t xml:space="preserve">07/2025 - 06/2026</w:t>
       </w:r>
     </w:p>
     <w:p>
@@ -1940,40 +1940,40 @@
           <w:szCs w:val="19"/>
           <w:color w:val="111111"/>
         </w:rPr>
-        <w:t xml:space="preserve">Reverse-engineered an undocumented utility portal into a read-only TypeScript MCP server with Zod-validated tool schemas, normalized meter data and typed errors an agent can act on.</w:t>
-      </w:r>
-    </w:p>
-    <w:p>
-      <w:pPr>
-        <w:spacing w:before="0" w:after="10" w:line="240" w:lineRule="auto"/>
-        <w:ind w:left="200" w:hanging="200"/>
-      </w:pPr>
-      <w:r>
-        <w:rPr>
-          <w:rFonts w:ascii="Lato" w:hAnsi="Lato" w:cs="Lato"/>
-          <w:sz w:val="19"/>
-          <w:szCs w:val="19"/>
-          <w:color w:val="111111"/>
-        </w:rPr>
-        <w:t xml:space="preserve">•</w:t>
-      </w:r>
-      <w:r>
-        <w:rPr>
-          <w:rFonts w:ascii="Lato" w:hAnsi="Lato" w:cs="Lato"/>
-          <w:sz w:val="19"/>
-          <w:szCs w:val="19"/>
-          <w:color w:val="111111"/>
-        </w:rPr>
-        <w:t xml:space="preserve">  </w:t>
-      </w:r>
-      <w:r>
-        <w:rPr>
-          <w:rFonts w:ascii="Lato" w:hAnsi="Lato" w:cs="Lato"/>
-          <w:sz w:val="19"/>
-          <w:szCs w:val="19"/>
-          <w:color w:val="111111"/>
-        </w:rPr>
-        <w:t xml:space="preserve">Kept every tool read-only, so an agent exploring an undocumented portal cannot change a billing setting.</w:t>
+        <w:t xml:space="preserve">Built a Python MCP server on FastMCP that logs into an undocumented utility portal and gives AI agents 7 tools and 4 analysis prompts for billing, usage, payments and outages, with a one-click setup wizard.</w:t>
+      </w:r>
+    </w:p>
+    <w:p>
+      <w:pPr>
+        <w:spacing w:before="0" w:after="10" w:line="240" w:lineRule="auto"/>
+        <w:ind w:left="200" w:hanging="200"/>
+      </w:pPr>
+      <w:r>
+        <w:rPr>
+          <w:rFonts w:ascii="Lato" w:hAnsi="Lato" w:cs="Lato"/>
+          <w:sz w:val="19"/>
+          <w:szCs w:val="19"/>
+          <w:color w:val="111111"/>
+        </w:rPr>
+        <w:t xml:space="preserve">•</w:t>
+      </w:r>
+      <w:r>
+        <w:rPr>
+          <w:rFonts w:ascii="Lato" w:hAnsi="Lato" w:cs="Lato"/>
+          <w:sz w:val="19"/>
+          <w:szCs w:val="19"/>
+          <w:color w:val="111111"/>
+        </w:rPr>
+        <w:t xml:space="preserve">  </w:t>
+      </w:r>
+      <w:r>
+        <w:rPr>
+          <w:rFonts w:ascii="Lato" w:hAnsi="Lato" w:cs="Lato"/>
+          <w:sz w:val="19"/>
+          <w:szCs w:val="19"/>
+          <w:color w:val="111111"/>
+        </w:rPr>
+        <w:t xml:space="preserve">Reverse-engineered the portal's login flow and API calls, since the utility publishes no API documentation.</w:t>
       </w:r>
     </w:p>
     <w:p>

--- a/public/Archit_Agrawal_AI_Software_Engineer_Resume.docx
+++ b/public/Archit_Agrawal_AI_Software_Engineer_Resume.docx
@@ -239,40 +239,40 @@
           <w:szCs w:val="22"/>
           <w:color w:val="111111"/>
         </w:rPr>
-        <w:t xml:space="preserve">Own architecture and delivery of an AI survey analytics platform on AWS Bedrock and Step Functions, with cited answers and deterministic calculations.</w:t>
-      </w:r>
-    </w:p>
-    <w:p>
-      <w:pPr>
-        <w:spacing w:before="0" w:after="10" w:line="240" w:lineRule="auto"/>
-        <w:ind w:left="200" w:hanging="200"/>
-      </w:pPr>
-      <w:r>
-        <w:rPr>
-          <w:rFonts w:ascii="Lato" w:hAnsi="Lato" w:cs="Lato"/>
-          <w:sz w:val="22"/>
-          <w:szCs w:val="22"/>
-          <w:color w:val="111111"/>
-        </w:rPr>
-        <w:t xml:space="preserve">•</w:t>
-      </w:r>
-      <w:r>
-        <w:rPr>
-          <w:rFonts w:ascii="Lato" w:hAnsi="Lato" w:cs="Lato"/>
-          <w:sz w:val="22"/>
-          <w:szCs w:val="22"/>
-          <w:color w:val="111111"/>
-        </w:rPr>
-        <w:t xml:space="preserve">  </w:t>
-      </w:r>
-      <w:r>
-        <w:rPr>
-          <w:rFonts w:ascii="Lato" w:hAnsi="Lato" w:cs="Lato"/>
-          <w:sz w:val="22"/>
-          <w:szCs w:val="22"/>
-          <w:color w:val="111111"/>
-        </w:rPr>
-        <w:t xml:space="preserve">Built a survey analytics application with a Nuxt frontend and NestJS backend, sharing TypeScript contracts across 70 API routes.</w:t>
+        <w:t xml:space="preserve">Own architecture and delivery of an AI analytics platform for any structured dataset on AWS Bedrock and Step Functions, with cited answers and deterministic calculations.</w:t>
+      </w:r>
+    </w:p>
+    <w:p>
+      <w:pPr>
+        <w:spacing w:before="0" w:after="10" w:line="240" w:lineRule="auto"/>
+        <w:ind w:left="200" w:hanging="200"/>
+      </w:pPr>
+      <w:r>
+        <w:rPr>
+          <w:rFonts w:ascii="Lato" w:hAnsi="Lato" w:cs="Lato"/>
+          <w:sz w:val="22"/>
+          <w:szCs w:val="22"/>
+          <w:color w:val="111111"/>
+        </w:rPr>
+        <w:t xml:space="preserve">•</w:t>
+      </w:r>
+      <w:r>
+        <w:rPr>
+          <w:rFonts w:ascii="Lato" w:hAnsi="Lato" w:cs="Lato"/>
+          <w:sz w:val="22"/>
+          <w:szCs w:val="22"/>
+          <w:color w:val="111111"/>
+        </w:rPr>
+        <w:t xml:space="preserve">  </w:t>
+      </w:r>
+      <w:r>
+        <w:rPr>
+          <w:rFonts w:ascii="Lato" w:hAnsi="Lato" w:cs="Lato"/>
+          <w:sz w:val="22"/>
+          <w:szCs w:val="22"/>
+          <w:color w:val="111111"/>
+        </w:rPr>
+        <w:t xml:space="preserve">Built the platform's web application with a Nuxt frontend and NestJS backend, sharing TypeScript contracts across 70 API routes.</w:t>
       </w:r>
     </w:p>
     <w:p>
@@ -338,7 +338,7 @@
           <w:szCs w:val="22"/>
           <w:color w:val="111111"/>
         </w:rPr>
-        <w:t xml:space="preserve">Cut incorrect answers 85% in an evaluation against 164 published survey figures by adding answer verification before display.</w:t>
+        <w:t xml:space="preserve">Cut incorrect answers 85% in an evaluation against 164 published benchmark figures by adding answer verification before display.</w:t>
       </w:r>
     </w:p>
     <w:p>
@@ -437,7 +437,7 @@
           <w:szCs w:val="22"/>
           <w:color w:val="111111"/>
         </w:rPr>
-        <w:t xml:space="preserve">Increased recovery of reference headline findings from 13% to 52–59% on held-out surveys using LLM-selected analyses and deterministic calculations.</w:t>
+        <w:t xml:space="preserve">Increased recovery of reference headline findings from 13% to 52–59% on held-out datasets using LLM-selected analyses and deterministic calculations.</w:t>
       </w:r>
     </w:p>
     <w:p>
@@ -1239,7 +1239,7 @@
           <w:i/>
           <w:color w:val="111111"/>
         </w:rPr>
-        <w:t xml:space="preserve">Software Engineer | Intern Jan–Jun 2022; engineer Jun 2022–Jul 2023</w:t>
+        <w:t xml:space="preserve">Software Engineer</w:t>
       </w:r>
       <w:r>
         <w:tab/>

--- a/public/Archit_Agrawal_AI_Software_Engineer_Resume.docx
+++ b/public/Archit_Agrawal_AI_Software_Engineer_Resume.docx
@@ -239,7 +239,7 @@
           <w:szCs w:val="21"/>
           <w:color w:val="111111"/>
         </w:rPr>
-        <w:t xml:space="preserve">Own architecture and delivery of an AI analytics platform for any structured dataset on AWS Bedrock and Step Functions, with cited answers and deterministic calculations.</w:t>
+        <w:t xml:space="preserve">Own architecture and delivery of an AI analytics platform on AWS Bedrock and Step Functions that turns any structured dataset into cited, code-computed answers.</w:t>
       </w:r>
     </w:p>
     <w:p>
@@ -371,7 +371,7 @@
           <w:szCs w:val="21"/>
           <w:color w:val="111111"/>
         </w:rPr>
-        <w:t xml:space="preserve">Validated 25 statistical tests and six causal estimators against SciPy and statsmodels; achieved 68% on StatQA test selection.</w:t>
+        <w:t xml:space="preserve">Validated 25 statistical tests and six causal estimators against SciPy and statsmodels; scored 68% on a 100-question StatQA sample, against GPT-4o's best reported 64.83%.</w:t>
       </w:r>
     </w:p>
     <w:p>
@@ -437,40 +437,73 @@
           <w:szCs w:val="21"/>
           <w:color w:val="111111"/>
         </w:rPr>
-        <w:t xml:space="preserve">Increased recovery of reference headline findings from 13% to 52–59% on held-out datasets using LLM-selected analyses and deterministic calculations.</w:t>
-      </w:r>
-    </w:p>
-    <w:p>
-      <w:pPr>
-        <w:spacing w:before="0" w:after="10" w:line="248" w:lineRule="exact"/>
-        <w:ind w:left="200" w:hanging="200"/>
-      </w:pPr>
-      <w:r>
-        <w:rPr>
-          <w:rFonts w:ascii="Lato" w:hAnsi="Lato" w:cs="Lato"/>
-          <w:sz w:val="21"/>
-          <w:szCs w:val="21"/>
-          <w:color w:val="111111"/>
-        </w:rPr>
-        <w:t xml:space="preserve">•</w:t>
-      </w:r>
-      <w:r>
-        <w:rPr>
-          <w:rFonts w:ascii="Lato" w:hAnsi="Lato" w:cs="Lato"/>
-          <w:sz w:val="21"/>
-          <w:szCs w:val="21"/>
-          <w:color w:val="111111"/>
-        </w:rPr>
-        <w:t xml:space="preserve">  </w:t>
-      </w:r>
-      <w:r>
-        <w:rPr>
-          <w:rFonts w:ascii="Lato" w:hAnsi="Lato" w:cs="Lato"/>
-          <w:sz w:val="21"/>
-          <w:szCs w:val="21"/>
-          <w:color w:val="111111"/>
-        </w:rPr>
-        <w:t xml:space="preserve">Prevented mislabeled and dropped records with schema-constrained output and row correlation checks in the data-processing pipeline.</w:t>
+        <w:t xml:space="preserve">Quadrupled the headline findings automated reports recover, 13% to 52–59% on held-out datasets, by letting an LLM choose analyses while code computes every number.</w:t>
+      </w:r>
+    </w:p>
+    <w:p>
+      <w:pPr>
+        <w:spacing w:before="0" w:after="10" w:line="248" w:lineRule="exact"/>
+        <w:ind w:left="200" w:hanging="200"/>
+      </w:pPr>
+      <w:r>
+        <w:rPr>
+          <w:rFonts w:ascii="Lato" w:hAnsi="Lato" w:cs="Lato"/>
+          <w:sz w:val="21"/>
+          <w:szCs w:val="21"/>
+          <w:color w:val="111111"/>
+        </w:rPr>
+        <w:t xml:space="preserve">•</w:t>
+      </w:r>
+      <w:r>
+        <w:rPr>
+          <w:rFonts w:ascii="Lato" w:hAnsi="Lato" w:cs="Lato"/>
+          <w:sz w:val="21"/>
+          <w:szCs w:val="21"/>
+          <w:color w:val="111111"/>
+        </w:rPr>
+        <w:t xml:space="preserve">  </w:t>
+      </w:r>
+      <w:r>
+        <w:rPr>
+          <w:rFonts w:ascii="Lato" w:hAnsi="Lato" w:cs="Lato"/>
+          <w:sz w:val="21"/>
+          <w:szCs w:val="21"/>
+          <w:color w:val="111111"/>
+        </w:rPr>
+        <w:t xml:space="preserve">Reached 100% join integrity on repeat runs with schema-constrained LLM output and per-row IDs; the prior pipeline silently mislabeled 1 in 8 rows.</w:t>
+      </w:r>
+    </w:p>
+    <w:p>
+      <w:pPr>
+        <w:spacing w:before="0" w:after="10" w:line="248" w:lineRule="exact"/>
+        <w:ind w:left="200" w:hanging="200"/>
+      </w:pPr>
+      <w:r>
+        <w:rPr>
+          <w:rFonts w:ascii="Lato" w:hAnsi="Lato" w:cs="Lato"/>
+          <w:sz w:val="21"/>
+          <w:szCs w:val="21"/>
+          <w:color w:val="111111"/>
+        </w:rPr>
+        <w:t xml:space="preserve">•</w:t>
+      </w:r>
+      <w:r>
+        <w:rPr>
+          <w:rFonts w:ascii="Lato" w:hAnsi="Lato" w:cs="Lato"/>
+          <w:sz w:val="21"/>
+          <w:szCs w:val="21"/>
+          <w:color w:val="111111"/>
+        </w:rPr>
+        <w:t xml:space="preserve">  </w:t>
+      </w:r>
+      <w:r>
+        <w:rPr>
+          <w:rFonts w:ascii="Lato" w:hAnsi="Lato" w:cs="Lato"/>
+          <w:sz w:val="21"/>
+          <w:szCs w:val="21"/>
+          <w:color w:val="111111"/>
+        </w:rPr>
+        <w:t xml:space="preserve">Showed model choice moves labeling F1 33x more than pipeline design (0.230 vs 0.007), redirecting the team toward reliability.</w:t>
       </w:r>
     </w:p>
     <w:p>
@@ -1063,6 +1096,39 @@
     </w:p>
     <w:p>
       <w:pPr>
+        <w:spacing w:before="0" w:after="10" w:line="248" w:lineRule="exact"/>
+        <w:ind w:left="200" w:hanging="200"/>
+      </w:pPr>
+      <w:r>
+        <w:rPr>
+          <w:rFonts w:ascii="Lato" w:hAnsi="Lato" w:cs="Lato"/>
+          <w:sz w:val="21"/>
+          <w:szCs w:val="21"/>
+          <w:color w:val="111111"/>
+        </w:rPr>
+        <w:t xml:space="preserve">•</w:t>
+      </w:r>
+      <w:r>
+        <w:rPr>
+          <w:rFonts w:ascii="Lato" w:hAnsi="Lato" w:cs="Lato"/>
+          <w:sz w:val="21"/>
+          <w:szCs w:val="21"/>
+          <w:color w:val="111111"/>
+        </w:rPr>
+        <w:t xml:space="preserve">  </w:t>
+      </w:r>
+      <w:r>
+        <w:rPr>
+          <w:rFonts w:ascii="Lato" w:hAnsi="Lato" w:cs="Lato"/>
+          <w:sz w:val="21"/>
+          <w:szCs w:val="21"/>
+          <w:color w:val="111111"/>
+        </w:rPr>
+        <w:t xml:space="preserve">Designed a frame-level rubric for rigid-body motion, gravity, momentum and occlusion, and measured inter-rater agreement before trusting any aggregate score.</w:t>
+      </w:r>
+    </w:p>
+    <w:p>
+      <w:pPr>
         <w:keepNext/>
         <w:tabs>
           <w:tab w:val="right" w:pos="10656"/>
@@ -1193,6 +1259,39 @@
     </w:p>
     <w:p>
       <w:pPr>
+        <w:spacing w:before="0" w:after="10" w:line="248" w:lineRule="exact"/>
+        <w:ind w:left="200" w:hanging="200"/>
+      </w:pPr>
+      <w:r>
+        <w:rPr>
+          <w:rFonts w:ascii="Lato" w:hAnsi="Lato" w:cs="Lato"/>
+          <w:sz w:val="21"/>
+          <w:szCs w:val="21"/>
+          <w:color w:val="111111"/>
+        </w:rPr>
+        <w:t xml:space="preserve">•</w:t>
+      </w:r>
+      <w:r>
+        <w:rPr>
+          <w:rFonts w:ascii="Lato" w:hAnsi="Lato" w:cs="Lato"/>
+          <w:sz w:val="21"/>
+          <w:szCs w:val="21"/>
+          <w:color w:val="111111"/>
+        </w:rPr>
+        <w:t xml:space="preserve">  </w:t>
+      </w:r>
+      <w:r>
+        <w:rPr>
+          <w:rFonts w:ascii="Lato" w:hAnsi="Lato" w:cs="Lato"/>
+          <w:sz w:val="21"/>
+          <w:szCs w:val="21"/>
+          <w:color w:val="111111"/>
+        </w:rPr>
+        <w:t xml:space="preserve">Cut API latency from 198 to 20 ms with Redis caching and SQL rewrites, verified under simulated peak load with Locust.</w:t>
+      </w:r>
+    </w:p>
+    <w:p>
+      <w:pPr>
         <w:keepNext/>
         <w:tabs>
           <w:tab w:val="right" w:pos="10656"/>
@@ -1323,6 +1422,39 @@
     </w:p>
     <w:p>
       <w:pPr>
+        <w:spacing w:before="0" w:after="10" w:line="248" w:lineRule="exact"/>
+        <w:ind w:left="200" w:hanging="200"/>
+      </w:pPr>
+      <w:r>
+        <w:rPr>
+          <w:rFonts w:ascii="Lato" w:hAnsi="Lato" w:cs="Lato"/>
+          <w:sz w:val="21"/>
+          <w:szCs w:val="21"/>
+          <w:color w:val="111111"/>
+        </w:rPr>
+        <w:t xml:space="preserve">•</w:t>
+      </w:r>
+      <w:r>
+        <w:rPr>
+          <w:rFonts w:ascii="Lato" w:hAnsi="Lato" w:cs="Lato"/>
+          <w:sz w:val="21"/>
+          <w:szCs w:val="21"/>
+          <w:color w:val="111111"/>
+        </w:rPr>
+        <w:t xml:space="preserve">  </w:t>
+      </w:r>
+      <w:r>
+        <w:rPr>
+          <w:rFonts w:ascii="Lato" w:hAnsi="Lato" w:cs="Lato"/>
+          <w:sz w:val="21"/>
+          <w:szCs w:val="21"/>
+          <w:color w:val="111111"/>
+        </w:rPr>
+        <w:t xml:space="preserve">Built a Redis-backed desk-booking service used across 300+ offices at Fortune 500 companies.</w:t>
+      </w:r>
+    </w:p>
+    <w:p>
+      <w:pPr>
         <w:keepNext/>
         <w:pBdr>
           <w:bottom w:val="single" w:sz="4" w:space="1" w:color="999999"/>
@@ -1539,92 +1671,99 @@
     <w:p>
       <w:pPr>
         <w:keepNext/>
-        <w:pBdr>
-          <w:bottom w:val="single" w:sz="4" w:space="1" w:color="999999"/>
-        </w:pBdr>
-        <w:spacing w:before="120" w:after="40" w:line="240" w:lineRule="auto"/>
-      </w:pPr>
-      <w:r>
-        <w:rPr>
-          <w:rFonts w:ascii="Lato" w:hAnsi="Lato" w:cs="Lato"/>
-          <w:sz w:val="22"/>
-          <w:szCs w:val="22"/>
-          <w:b/>
-          <w:color w:val="111111"/>
-        </w:rPr>
-        <w:t xml:space="preserve">TECHNICAL SKILLS</w:t>
-      </w:r>
-    </w:p>
-    <w:p>
-      <w:pPr>
-        <w:spacing w:before="0" w:after="10" w:line="248" w:lineRule="exact"/>
-      </w:pPr>
-      <w:r>
-        <w:rPr>
-          <w:rFonts w:ascii="Lato" w:hAnsi="Lato" w:cs="Lato"/>
-          <w:sz w:val="21"/>
-          <w:szCs w:val="21"/>
-          <w:b/>
-          <w:color w:val="111111"/>
-        </w:rPr>
-        <w:t xml:space="preserve">Languages &amp; APIs: </w:t>
-      </w:r>
-      <w:r>
-        <w:rPr>
-          <w:rFonts w:ascii="Lato" w:hAnsi="Lato" w:cs="Lato"/>
-          <w:sz w:val="21"/>
-          <w:szCs w:val="21"/>
-          <w:color w:val="111111"/>
-        </w:rPr>
-        <w:t xml:space="preserve">Python, TypeScript, SQL, FastAPI, NestJS</w:t>
-      </w:r>
-    </w:p>
-    <w:p>
-      <w:pPr>
-        <w:spacing w:before="0" w:after="10" w:line="248" w:lineRule="exact"/>
-      </w:pPr>
-      <w:r>
-        <w:rPr>
-          <w:rFonts w:ascii="Lato" w:hAnsi="Lato" w:cs="Lato"/>
-          <w:sz w:val="21"/>
-          <w:szCs w:val="21"/>
-          <w:b/>
-          <w:color w:val="111111"/>
-        </w:rPr>
-        <w:t xml:space="preserve">AI &amp; Data: </w:t>
-      </w:r>
-      <w:r>
-        <w:rPr>
-          <w:rFonts w:ascii="Lato" w:hAnsi="Lato" w:cs="Lato"/>
-          <w:sz w:val="21"/>
-          <w:szCs w:val="21"/>
-          <w:color w:val="111111"/>
-        </w:rPr>
-        <w:t xml:space="preserve">LangGraph, RAG, LLM evaluation, MCP, PostgreSQL, pgvector, Neo4j</w:t>
-      </w:r>
-    </w:p>
-    <w:p>
-      <w:pPr>
-        <w:spacing w:before="0" w:after="10" w:line="248" w:lineRule="exact"/>
-      </w:pPr>
-      <w:r>
-        <w:rPr>
-          <w:rFonts w:ascii="Lato" w:hAnsi="Lato" w:cs="Lato"/>
-          <w:sz w:val="21"/>
-          <w:szCs w:val="21"/>
-          <w:b/>
-          <w:color w:val="111111"/>
-        </w:rPr>
-        <w:t xml:space="preserve">Cloud &amp; Quality: </w:t>
-      </w:r>
-      <w:r>
-        <w:rPr>
-          <w:rFonts w:ascii="Lato" w:hAnsi="Lato" w:cs="Lato"/>
-          <w:sz w:val="21"/>
-          <w:szCs w:val="21"/>
-          <w:color w:val="111111"/>
-        </w:rPr>
-        <w:t xml:space="preserve">AWS Bedrock, Step Functions, GCP Cloud Run, Docker, pytest</w:t>
+        <w:tabs>
+          <w:tab w:val="right" w:pos="10656"/>
+        </w:tabs>
+        <w:spacing w:before="60" w:after="0" w:line="248" w:lineRule="exact"/>
+      </w:pPr>
+      <w:r>
+        <w:rPr>
+          <w:rFonts w:ascii="Lato" w:hAnsi="Lato" w:cs="Lato"/>
+          <w:sz w:val="21"/>
+          <w:szCs w:val="21"/>
+          <w:b/>
+          <w:color w:val="111111"/>
+        </w:rPr>
+        <w:t xml:space="preserve">AiJockey – AI DJ Pipeline</w:t>
+      </w:r>
+      <w:r>
+        <w:tab/>
+      </w:r>
+      <w:r>
+        <w:rPr>
+          <w:rFonts w:ascii="Lato" w:hAnsi="Lato" w:cs="Lato"/>
+          <w:sz w:val="21"/>
+          <w:szCs w:val="21"/>
+          <w:b/>
+          <w:color w:val="111111"/>
+        </w:rPr>
+        <w:t xml:space="preserve">2025 - Present</w:t>
+      </w:r>
+    </w:p>
+    <w:p>
+      <w:pPr>
+        <w:spacing w:before="0" w:after="10" w:line="248" w:lineRule="exact"/>
+        <w:ind w:left="200" w:hanging="200"/>
+      </w:pPr>
+      <w:r>
+        <w:rPr>
+          <w:rFonts w:ascii="Lato" w:hAnsi="Lato" w:cs="Lato"/>
+          <w:sz w:val="21"/>
+          <w:szCs w:val="21"/>
+          <w:color w:val="111111"/>
+        </w:rPr>
+        <w:t xml:space="preserve">•</w:t>
+      </w:r>
+      <w:r>
+        <w:rPr>
+          <w:rFonts w:ascii="Lato" w:hAnsi="Lato" w:cs="Lato"/>
+          <w:sz w:val="21"/>
+          <w:szCs w:val="21"/>
+          <w:color w:val="111111"/>
+        </w:rPr>
+        <w:t xml:space="preserve">  </w:t>
+      </w:r>
+      <w:r>
+        <w:rPr>
+          <w:rFonts w:ascii="Lato" w:hAnsi="Lato" w:cs="Lato"/>
+          <w:sz w:val="21"/>
+          <w:szCs w:val="21"/>
+          <w:color w:val="111111"/>
+        </w:rPr>
+        <w:t xml:space="preserve">Built a PyTorch/FastAPI audio pipeline with stem separation, LLM transition planning and 25+ DSP transitions; ported inference to AMD MI300X.</w:t>
+      </w:r>
+    </w:p>
+    <w:p>
+      <w:pPr>
+        <w:spacing w:before="0" w:after="10" w:line="248" w:lineRule="exact"/>
+        <w:ind w:left="200" w:hanging="200"/>
+      </w:pPr>
+      <w:r>
+        <w:rPr>
+          <w:rFonts w:ascii="Lato" w:hAnsi="Lato" w:cs="Lato"/>
+          <w:sz w:val="21"/>
+          <w:szCs w:val="21"/>
+          <w:color w:val="111111"/>
+        </w:rPr>
+        <w:t xml:space="preserve">•</w:t>
+      </w:r>
+      <w:r>
+        <w:rPr>
+          <w:rFonts w:ascii="Lato" w:hAnsi="Lato" w:cs="Lato"/>
+          <w:sz w:val="21"/>
+          <w:szCs w:val="21"/>
+          <w:color w:val="111111"/>
+        </w:rPr>
+        <w:t xml:space="preserve">  </w:t>
+      </w:r>
+      <w:r>
+        <w:rPr>
+          <w:rFonts w:ascii="Lato" w:hAnsi="Lato" w:cs="Lato"/>
+          <w:sz w:val="21"/>
+          <w:szCs w:val="21"/>
+          <w:color w:val="111111"/>
+        </w:rPr>
+        <w:t xml:space="preserve">Trained a MERT-95M reward head to score audio segments across four aesthetic dimensions for candidate selection.</w:t>
       </w:r>
     </w:p>
     <w:p>
@@ -1643,6 +1782,145 @@
           <w:b/>
           <w:color w:val="111111"/>
         </w:rPr>
+        <w:t xml:space="preserve">TECHNICAL SKILLS</w:t>
+      </w:r>
+    </w:p>
+    <w:p>
+      <w:pPr>
+        <w:spacing w:before="0" w:after="10" w:line="248" w:lineRule="exact"/>
+      </w:pPr>
+      <w:r>
+        <w:rPr>
+          <w:rFonts w:ascii="Lato" w:hAnsi="Lato" w:cs="Lato"/>
+          <w:sz w:val="21"/>
+          <w:szCs w:val="21"/>
+          <w:b/>
+          <w:color w:val="111111"/>
+        </w:rPr>
+        <w:t xml:space="preserve">Languages: </w:t>
+      </w:r>
+      <w:r>
+        <w:rPr>
+          <w:rFonts w:ascii="Lato" w:hAnsi="Lato" w:cs="Lato"/>
+          <w:sz w:val="21"/>
+          <w:szCs w:val="21"/>
+          <w:color w:val="111111"/>
+        </w:rPr>
+        <w:t xml:space="preserve">Python, TypeScript, JavaScript, SQL, C#</w:t>
+      </w:r>
+    </w:p>
+    <w:p>
+      <w:pPr>
+        <w:spacing w:before="0" w:after="10" w:line="248" w:lineRule="exact"/>
+      </w:pPr>
+      <w:r>
+        <w:rPr>
+          <w:rFonts w:ascii="Lato" w:hAnsi="Lato" w:cs="Lato"/>
+          <w:sz w:val="21"/>
+          <w:szCs w:val="21"/>
+          <w:b/>
+          <w:color w:val="111111"/>
+        </w:rPr>
+        <w:t xml:space="preserve">AI &amp; LLM: </w:t>
+      </w:r>
+      <w:r>
+        <w:rPr>
+          <w:rFonts w:ascii="Lato" w:hAnsi="Lato" w:cs="Lato"/>
+          <w:sz w:val="21"/>
+          <w:szCs w:val="21"/>
+          <w:color w:val="111111"/>
+        </w:rPr>
+        <w:t xml:space="preserve">AWS Bedrock, LangGraph, RAG, LLM evaluation, Prompt Flow, MCP, PyTorch</w:t>
+      </w:r>
+    </w:p>
+    <w:p>
+      <w:pPr>
+        <w:spacing w:before="0" w:after="10" w:line="248" w:lineRule="exact"/>
+      </w:pPr>
+      <w:r>
+        <w:rPr>
+          <w:rFonts w:ascii="Lato" w:hAnsi="Lato" w:cs="Lato"/>
+          <w:sz w:val="21"/>
+          <w:szCs w:val="21"/>
+          <w:b/>
+          <w:color w:val="111111"/>
+        </w:rPr>
+        <w:t xml:space="preserve">Retrieval &amp; Data: </w:t>
+      </w:r>
+      <w:r>
+        <w:rPr>
+          <w:rFonts w:ascii="Lato" w:hAnsi="Lato" w:cs="Lato"/>
+          <w:sz w:val="21"/>
+          <w:szCs w:val="21"/>
+          <w:color w:val="111111"/>
+        </w:rPr>
+        <w:t xml:space="preserve">PostgreSQL, pgvector, FAISS, Neo4j, Redis, Algolia, Firestore</w:t>
+      </w:r>
+    </w:p>
+    <w:p>
+      <w:pPr>
+        <w:spacing w:before="0" w:after="10" w:line="248" w:lineRule="exact"/>
+      </w:pPr>
+      <w:r>
+        <w:rPr>
+          <w:rFonts w:ascii="Lato" w:hAnsi="Lato" w:cs="Lato"/>
+          <w:sz w:val="21"/>
+          <w:szCs w:val="21"/>
+          <w:b/>
+          <w:color w:val="111111"/>
+        </w:rPr>
+        <w:t xml:space="preserve">Backend &amp; Web: </w:t>
+      </w:r>
+      <w:r>
+        <w:rPr>
+          <w:rFonts w:ascii="Lato" w:hAnsi="Lato" w:cs="Lato"/>
+          <w:sz w:val="21"/>
+          <w:szCs w:val="21"/>
+          <w:color w:val="111111"/>
+        </w:rPr>
+        <w:t xml:space="preserve">FastAPI, NestJS, Node.js, .NET, React, Nuxt</w:t>
+      </w:r>
+    </w:p>
+    <w:p>
+      <w:pPr>
+        <w:spacing w:before="0" w:after="10" w:line="248" w:lineRule="exact"/>
+      </w:pPr>
+      <w:r>
+        <w:rPr>
+          <w:rFonts w:ascii="Lato" w:hAnsi="Lato" w:cs="Lato"/>
+          <w:sz w:val="21"/>
+          <w:szCs w:val="21"/>
+          <w:b/>
+          <w:color w:val="111111"/>
+        </w:rPr>
+        <w:t xml:space="preserve">Cloud &amp; Quality: </w:t>
+      </w:r>
+      <w:r>
+        <w:rPr>
+          <w:rFonts w:ascii="Lato" w:hAnsi="Lato" w:cs="Lato"/>
+          <w:sz w:val="21"/>
+          <w:szCs w:val="21"/>
+          <w:color w:val="111111"/>
+        </w:rPr>
+        <w:t xml:space="preserve">AWS (Step Functions, Lambda, S3, CDK), GCP Cloud Run, Docker, Kubernetes, CI/CD, pytest</w:t>
+      </w:r>
+    </w:p>
+    <w:p>
+      <w:pPr>
+        <w:keepNext/>
+        <w:pBdr>
+          <w:bottom w:val="single" w:sz="4" w:space="1" w:color="999999"/>
+        </w:pBdr>
+        <w:spacing w:before="120" w:after="40" w:line="240" w:lineRule="auto"/>
+      </w:pPr>
+      <w:r>
+        <w:rPr>
+          <w:rFonts w:ascii="Lato" w:hAnsi="Lato" w:cs="Lato"/>
+          <w:sz w:val="22"/>
+          <w:szCs w:val="22"/>
+          <w:b/>
+          <w:color w:val="111111"/>
+        </w:rPr>
         <w:t xml:space="preserve">EDUCATION</w:t>
       </w:r>
     </w:p>
@@ -1706,7 +1984,7 @@
           <w:i/>
           <w:color w:val="111111"/>
         </w:rPr>
-        <w:t xml:space="preserve">Tempe, AZ, USA</w:t>
+        <w:t xml:space="preserve">Tempe, AZ</w:t>
       </w:r>
     </w:p>
     <w:p>
@@ -1769,7 +2047,7 @@
           <w:i/>
           <w:color w:val="111111"/>
         </w:rPr>
-        <w:t xml:space="preserve">India</w:t>
+        <w:t xml:space="preserve">Gandhinagar, India</w:t>
       </w:r>
     </w:p>
     <w:sectPr>

--- a/public/Archit_Agrawal_AI_Software_Engineer_Resume.docx
+++ b/public/Archit_Agrawal_AI_Software_Engineer_Resume.docx
@@ -535,7 +535,7 @@
           <w:b/>
           <w:color w:val="111111"/>
         </w:rPr>
-        <w:t xml:space="preserve">07/2025 - 06/2026</w:t>
+        <w:t xml:space="preserve">03/2025 - 06/2026</w:t>
       </w:r>
     </w:p>
     <w:p>

--- a/public/Archit_Agrawal_AI_Software_Engineer_Resume.docx
+++ b/public/Archit_Agrawal_AI_Software_Engineer_Resume.docx
@@ -239,106 +239,205 @@
           <w:szCs w:val="21"/>
           <w:color w:val="111111"/>
         </w:rPr>
-        <w:t xml:space="preserve">Own architecture and delivery of an AI analytics platform on AWS Bedrock and Step Functions that turns any structured dataset into cited, code-computed answers.</w:t>
-      </w:r>
-    </w:p>
-    <w:p>
-      <w:pPr>
-        <w:spacing w:before="0" w:after="10" w:line="248" w:lineRule="exact"/>
-        <w:ind w:left="200" w:hanging="200"/>
-      </w:pPr>
-      <w:r>
-        <w:rPr>
-          <w:rFonts w:ascii="Lato" w:hAnsi="Lato" w:cs="Lato"/>
-          <w:sz w:val="21"/>
-          <w:szCs w:val="21"/>
-          <w:color w:val="111111"/>
-        </w:rPr>
-        <w:t xml:space="preserve">•</w:t>
-      </w:r>
-      <w:r>
-        <w:rPr>
-          <w:rFonts w:ascii="Lato" w:hAnsi="Lato" w:cs="Lato"/>
-          <w:sz w:val="21"/>
-          <w:szCs w:val="21"/>
-          <w:color w:val="111111"/>
-        </w:rPr>
-        <w:t xml:space="preserve">  </w:t>
-      </w:r>
-      <w:r>
-        <w:rPr>
-          <w:rFonts w:ascii="Lato" w:hAnsi="Lato" w:cs="Lato"/>
-          <w:sz w:val="21"/>
-          <w:szCs w:val="21"/>
-          <w:color w:val="111111"/>
-        </w:rPr>
-        <w:t xml:space="preserve">Built the platform's web application with a Nuxt frontend and NestJS backend, sharing TypeScript contracts across 70 API routes.</w:t>
-      </w:r>
-    </w:p>
-    <w:p>
-      <w:pPr>
-        <w:spacing w:before="0" w:after="10" w:line="248" w:lineRule="exact"/>
-        <w:ind w:left="200" w:hanging="200"/>
-      </w:pPr>
-      <w:r>
-        <w:rPr>
-          <w:rFonts w:ascii="Lato" w:hAnsi="Lato" w:cs="Lato"/>
-          <w:sz w:val="21"/>
-          <w:szCs w:val="21"/>
-          <w:color w:val="111111"/>
-        </w:rPr>
-        <w:t xml:space="preserve">•</w:t>
-      </w:r>
-      <w:r>
-        <w:rPr>
-          <w:rFonts w:ascii="Lato" w:hAnsi="Lato" w:cs="Lato"/>
-          <w:sz w:val="21"/>
-          <w:szCs w:val="21"/>
-          <w:color w:val="111111"/>
-        </w:rPr>
-        <w:t xml:space="preserve">  </w:t>
-      </w:r>
-      <w:r>
-        <w:rPr>
-          <w:rFonts w:ascii="Lato" w:hAnsi="Lato" w:cs="Lato"/>
-          <w:sz w:val="21"/>
-          <w:szCs w:val="21"/>
-          <w:color w:val="111111"/>
-        </w:rPr>
-        <w:t xml:space="preserve">Reduced AWS pipeline runtime from 500 to 85 seconds by replacing two managed-agent stages with direct tool calls.</w:t>
-      </w:r>
-    </w:p>
-    <w:p>
-      <w:pPr>
-        <w:spacing w:before="0" w:after="10" w:line="248" w:lineRule="exact"/>
-        <w:ind w:left="200" w:hanging="200"/>
-      </w:pPr>
-      <w:r>
-        <w:rPr>
-          <w:rFonts w:ascii="Lato" w:hAnsi="Lato" w:cs="Lato"/>
-          <w:sz w:val="21"/>
-          <w:szCs w:val="21"/>
-          <w:color w:val="111111"/>
-        </w:rPr>
-        <w:t xml:space="preserve">•</w:t>
-      </w:r>
-      <w:r>
-        <w:rPr>
-          <w:rFonts w:ascii="Lato" w:hAnsi="Lato" w:cs="Lato"/>
-          <w:sz w:val="21"/>
-          <w:szCs w:val="21"/>
-          <w:color w:val="111111"/>
-        </w:rPr>
-        <w:t xml:space="preserve">  </w:t>
-      </w:r>
-      <w:r>
-        <w:rPr>
-          <w:rFonts w:ascii="Lato" w:hAnsi="Lato" w:cs="Lato"/>
-          <w:sz w:val="21"/>
-          <w:szCs w:val="21"/>
-          <w:color w:val="111111"/>
-        </w:rPr>
-        <w:t xml:space="preserve">Cut incorrect answers 85% in an evaluation against 164 published benchmark figures by adding answer verification before display.</w:t>
+        <w:t xml:space="preserve">Own a multi-agent LLM platform end to end on AWS Bedrock and Step Functions: 12 tool-calling agents over 76 tools answer questions on any structured dataset, each answer cited to its source rows.</w:t>
+      </w:r>
+    </w:p>
+    <w:p>
+      <w:pPr>
+        <w:spacing w:before="0" w:after="10" w:line="248" w:lineRule="exact"/>
+        <w:ind w:left="200" w:hanging="200"/>
+      </w:pPr>
+      <w:r>
+        <w:rPr>
+          <w:rFonts w:ascii="Lato" w:hAnsi="Lato" w:cs="Lato"/>
+          <w:sz w:val="21"/>
+          <w:szCs w:val="21"/>
+          <w:color w:val="111111"/>
+        </w:rPr>
+        <w:t xml:space="preserve">•</w:t>
+      </w:r>
+      <w:r>
+        <w:rPr>
+          <w:rFonts w:ascii="Lato" w:hAnsi="Lato" w:cs="Lato"/>
+          <w:sz w:val="21"/>
+          <w:szCs w:val="21"/>
+          <w:color w:val="111111"/>
+        </w:rPr>
+        <w:t xml:space="preserve">  </w:t>
+      </w:r>
+      <w:r>
+        <w:rPr>
+          <w:rFonts w:ascii="Lato" w:hAnsi="Lato" w:cs="Lato"/>
+          <w:sz w:val="21"/>
+          <w:szCs w:val="21"/>
+          <w:color w:val="111111"/>
+        </w:rPr>
+        <w:t xml:space="preserve">Built the LLM eval harness: code-scored benchmarks and LLM-as-judge rubrics gate every agent and prompt change; answer verification cut hallucinated figures 85% across 164 published results.</w:t>
+      </w:r>
+    </w:p>
+    <w:p>
+      <w:pPr>
+        <w:spacing w:before="0" w:after="10" w:line="248" w:lineRule="exact"/>
+        <w:ind w:left="200" w:hanging="200"/>
+      </w:pPr>
+      <w:r>
+        <w:rPr>
+          <w:rFonts w:ascii="Lato" w:hAnsi="Lato" w:cs="Lato"/>
+          <w:sz w:val="21"/>
+          <w:szCs w:val="21"/>
+          <w:color w:val="111111"/>
+        </w:rPr>
+        <w:t xml:space="preserve">•</w:t>
+      </w:r>
+      <w:r>
+        <w:rPr>
+          <w:rFonts w:ascii="Lato" w:hAnsi="Lato" w:cs="Lato"/>
+          <w:sz w:val="21"/>
+          <w:szCs w:val="21"/>
+          <w:color w:val="111111"/>
+        </w:rPr>
+        <w:t xml:space="preserve">  </w:t>
+      </w:r>
+      <w:r>
+        <w:rPr>
+          <w:rFonts w:ascii="Lato" w:hAnsi="Lato" w:cs="Lato"/>
+          <w:sz w:val="21"/>
+          <w:szCs w:val="21"/>
+          <w:color w:val="111111"/>
+        </w:rPr>
+        <w:t xml:space="preserve">Built traceability into every LLM run: per-row correlation IDs, versioned outputs and corrections, lineage and replayable runs; structured outputs reached 100% join integrity where 1 in 8 rows used to be mislabeled.</w:t>
+      </w:r>
+    </w:p>
+    <w:p>
+      <w:pPr>
+        <w:spacing w:before="0" w:after="10" w:line="248" w:lineRule="exact"/>
+        <w:ind w:left="200" w:hanging="200"/>
+      </w:pPr>
+      <w:r>
+        <w:rPr>
+          <w:rFonts w:ascii="Lato" w:hAnsi="Lato" w:cs="Lato"/>
+          <w:sz w:val="21"/>
+          <w:szCs w:val="21"/>
+          <w:color w:val="111111"/>
+        </w:rPr>
+        <w:t xml:space="preserve">•</w:t>
+      </w:r>
+      <w:r>
+        <w:rPr>
+          <w:rFonts w:ascii="Lato" w:hAnsi="Lato" w:cs="Lato"/>
+          <w:sz w:val="21"/>
+          <w:szCs w:val="21"/>
+          <w:color w:val="111111"/>
+        </w:rPr>
+        <w:t xml:space="preserve">  </w:t>
+      </w:r>
+      <w:r>
+        <w:rPr>
+          <w:rFonts w:ascii="Lato" w:hAnsi="Lato" w:cs="Lato"/>
+          <w:sz w:val="21"/>
+          <w:szCs w:val="21"/>
+          <w:color w:val="111111"/>
+        </w:rPr>
+        <w:t xml:space="preserve">Cut pipeline latency from 500 to 85 seconds with direct tool calls and held a 19-call run to $0.03 with Bedrock prompt caching, bounding failures and spend with a 5% circuit breaker and per-stage caps.</w:t>
+      </w:r>
+    </w:p>
+    <w:p>
+      <w:pPr>
+        <w:spacing w:before="0" w:after="10" w:line="248" w:lineRule="exact"/>
+        <w:ind w:left="200" w:hanging="200"/>
+      </w:pPr>
+      <w:r>
+        <w:rPr>
+          <w:rFonts w:ascii="Lato" w:hAnsi="Lato" w:cs="Lato"/>
+          <w:sz w:val="21"/>
+          <w:szCs w:val="21"/>
+          <w:color w:val="111111"/>
+        </w:rPr>
+        <w:t xml:space="preserve">•</w:t>
+      </w:r>
+      <w:r>
+        <w:rPr>
+          <w:rFonts w:ascii="Lato" w:hAnsi="Lato" w:cs="Lato"/>
+          <w:sz w:val="21"/>
+          <w:szCs w:val="21"/>
+          <w:color w:val="111111"/>
+        </w:rPr>
+        <w:t xml:space="preserve">  </w:t>
+      </w:r>
+      <w:r>
+        <w:rPr>
+          <w:rFonts w:ascii="Lato" w:hAnsi="Lato" w:cs="Lato"/>
+          <w:sz w:val="21"/>
+          <w:szCs w:val="21"/>
+          <w:color w:val="111111"/>
+        </w:rPr>
+        <w:t xml:space="preserve">Raised accuracy from 60% to 93% on the hardest benchmark questions through context engineering: a shared semantic layer compiles questions into query plans behind 7 validation checks.</w:t>
+      </w:r>
+    </w:p>
+    <w:p>
+      <w:pPr>
+        <w:spacing w:before="0" w:after="10" w:line="248" w:lineRule="exact"/>
+        <w:ind w:left="200" w:hanging="200"/>
+      </w:pPr>
+      <w:r>
+        <w:rPr>
+          <w:rFonts w:ascii="Lato" w:hAnsi="Lato" w:cs="Lato"/>
+          <w:sz w:val="21"/>
+          <w:szCs w:val="21"/>
+          <w:color w:val="111111"/>
+        </w:rPr>
+        <w:t xml:space="preserve">•</w:t>
+      </w:r>
+      <w:r>
+        <w:rPr>
+          <w:rFonts w:ascii="Lato" w:hAnsi="Lato" w:cs="Lato"/>
+          <w:sz w:val="21"/>
+          <w:szCs w:val="21"/>
+          <w:color w:val="111111"/>
+        </w:rPr>
+        <w:t xml:space="preserve">  </w:t>
+      </w:r>
+      <w:r>
+        <w:rPr>
+          <w:rFonts w:ascii="Lato" w:hAnsi="Lato" w:cs="Lato"/>
+          <w:sz w:val="21"/>
+          <w:szCs w:val="21"/>
+          <w:color w:val="111111"/>
+        </w:rPr>
+        <w:t xml:space="preserve">Built hybrid retrieval over S3, Lance vector search plus BM25 through DuckDB, behind entitlement-gated row-level access and Bedrock Guardrails deployed through AWS CDK.</w:t>
+      </w:r>
+    </w:p>
+    <w:p>
+      <w:pPr>
+        <w:spacing w:before="0" w:after="10" w:line="248" w:lineRule="exact"/>
+        <w:ind w:left="200" w:hanging="200"/>
+      </w:pPr>
+      <w:r>
+        <w:rPr>
+          <w:rFonts w:ascii="Lato" w:hAnsi="Lato" w:cs="Lato"/>
+          <w:sz w:val="21"/>
+          <w:szCs w:val="21"/>
+          <w:color w:val="111111"/>
+        </w:rPr>
+        <w:t xml:space="preserve">•</w:t>
+      </w:r>
+      <w:r>
+        <w:rPr>
+          <w:rFonts w:ascii="Lato" w:hAnsi="Lato" w:cs="Lato"/>
+          <w:sz w:val="21"/>
+          <w:szCs w:val="21"/>
+          <w:color w:val="111111"/>
+        </w:rPr>
+        <w:t xml:space="preserve">  </w:t>
+      </w:r>
+      <w:r>
+        <w:rPr>
+          <w:rFonts w:ascii="Lato" w:hAnsi="Lato" w:cs="Lato"/>
+          <w:sz w:val="21"/>
+          <w:szCs w:val="21"/>
+          <w:color w:val="111111"/>
+        </w:rPr>
+        <w:t xml:space="preserve">Traced silent row loss in Step Functions runs that reported success and fixed it with partitioned writes and fan-in across 64 parallel lanes.</w:t>
       </w:r>
     </w:p>
     <w:p>
@@ -404,39 +503,6 @@
           <w:szCs w:val="21"/>
           <w:color w:val="111111"/>
         </w:rPr>
-        <w:t xml:space="preserve">Improved accuracy from 60% to 93% on the hardest benchmark questions by consolidating column definitions in a shared semantic layer.</w:t>
-      </w:r>
-    </w:p>
-    <w:p>
-      <w:pPr>
-        <w:spacing w:before="0" w:after="10" w:line="248" w:lineRule="exact"/>
-        <w:ind w:left="200" w:hanging="200"/>
-      </w:pPr>
-      <w:r>
-        <w:rPr>
-          <w:rFonts w:ascii="Lato" w:hAnsi="Lato" w:cs="Lato"/>
-          <w:sz w:val="21"/>
-          <w:szCs w:val="21"/>
-          <w:color w:val="111111"/>
-        </w:rPr>
-        <w:t xml:space="preserve">•</w:t>
-      </w:r>
-      <w:r>
-        <w:rPr>
-          <w:rFonts w:ascii="Lato" w:hAnsi="Lato" w:cs="Lato"/>
-          <w:sz w:val="21"/>
-          <w:szCs w:val="21"/>
-          <w:color w:val="111111"/>
-        </w:rPr>
-        <w:t xml:space="preserve">  </w:t>
-      </w:r>
-      <w:r>
-        <w:rPr>
-          <w:rFonts w:ascii="Lato" w:hAnsi="Lato" w:cs="Lato"/>
-          <w:sz w:val="21"/>
-          <w:szCs w:val="21"/>
-          <w:color w:val="111111"/>
-        </w:rPr>
         <w:t xml:space="preserve">Quadrupled the headline findings automated reports recover, 13% to 52–59% on held-out datasets, by letting an LLM choose analyses while code computes every number.</w:t>
       </w:r>
     </w:p>
@@ -470,40 +536,40 @@
           <w:szCs w:val="21"/>
           <w:color w:val="111111"/>
         </w:rPr>
-        <w:t xml:space="preserve">Reached 100% join integrity on repeat runs with schema-constrained LLM output and per-row IDs; the prior pipeline silently mislabeled 1 in 8 rows.</w:t>
-      </w:r>
-    </w:p>
-    <w:p>
-      <w:pPr>
-        <w:spacing w:before="0" w:after="10" w:line="248" w:lineRule="exact"/>
-        <w:ind w:left="200" w:hanging="200"/>
-      </w:pPr>
-      <w:r>
-        <w:rPr>
-          <w:rFonts w:ascii="Lato" w:hAnsi="Lato" w:cs="Lato"/>
-          <w:sz w:val="21"/>
-          <w:szCs w:val="21"/>
-          <w:color w:val="111111"/>
-        </w:rPr>
-        <w:t xml:space="preserve">•</w:t>
-      </w:r>
-      <w:r>
-        <w:rPr>
-          <w:rFonts w:ascii="Lato" w:hAnsi="Lato" w:cs="Lato"/>
-          <w:sz w:val="21"/>
-          <w:szCs w:val="21"/>
-          <w:color w:val="111111"/>
-        </w:rPr>
-        <w:t xml:space="preserve">  </w:t>
-      </w:r>
-      <w:r>
-        <w:rPr>
-          <w:rFonts w:ascii="Lato" w:hAnsi="Lato" w:cs="Lato"/>
-          <w:sz w:val="21"/>
-          <w:szCs w:val="21"/>
-          <w:color w:val="111111"/>
-        </w:rPr>
         <w:t xml:space="preserve">Showed model choice moves labeling F1 33x more than pipeline design (0.230 vs 0.007), redirecting the team toward reliability.</w:t>
+      </w:r>
+    </w:p>
+    <w:p>
+      <w:pPr>
+        <w:spacing w:before="0" w:after="10" w:line="248" w:lineRule="exact"/>
+        <w:ind w:left="200" w:hanging="200"/>
+      </w:pPr>
+      <w:r>
+        <w:rPr>
+          <w:rFonts w:ascii="Lato" w:hAnsi="Lato" w:cs="Lato"/>
+          <w:sz w:val="21"/>
+          <w:szCs w:val="21"/>
+          <w:color w:val="111111"/>
+        </w:rPr>
+        <w:t xml:space="preserve">•</w:t>
+      </w:r>
+      <w:r>
+        <w:rPr>
+          <w:rFonts w:ascii="Lato" w:hAnsi="Lato" w:cs="Lato"/>
+          <w:sz w:val="21"/>
+          <w:szCs w:val="21"/>
+          <w:color w:val="111111"/>
+        </w:rPr>
+        <w:t xml:space="preserve">  </w:t>
+      </w:r>
+      <w:r>
+        <w:rPr>
+          <w:rFonts w:ascii="Lato" w:hAnsi="Lato" w:cs="Lato"/>
+          <w:sz w:val="21"/>
+          <w:szCs w:val="21"/>
+          <w:color w:val="111111"/>
+        </w:rPr>
+        <w:t xml:space="preserve">Reduced publishing time from 19 minutes to 109 seconds for a 51,280-respondent survey; an independent raw-data audit matched all evaluated figures.</w:t>
       </w:r>
     </w:p>
     <w:p>
@@ -600,139 +666,139 @@
           <w:szCs w:val="21"/>
           <w:color w:val="111111"/>
         </w:rPr>
-        <w:t xml:space="preserve">Consolidated a 14-Cloud-Function backend into a checkpointed Python/LangGraph workflow on GCP Cloud Run, reducing production service dependencies 64%.</w:t>
-      </w:r>
-    </w:p>
-    <w:p>
-      <w:pPr>
-        <w:spacing w:before="0" w:after="10" w:line="248" w:lineRule="exact"/>
-        <w:ind w:left="200" w:hanging="200"/>
-      </w:pPr>
-      <w:r>
-        <w:rPr>
-          <w:rFonts w:ascii="Lato" w:hAnsi="Lato" w:cs="Lato"/>
-          <w:sz w:val="21"/>
-          <w:szCs w:val="21"/>
-          <w:color w:val="111111"/>
-        </w:rPr>
-        <w:t xml:space="preserve">•</w:t>
-      </w:r>
-      <w:r>
-        <w:rPr>
-          <w:rFonts w:ascii="Lato" w:hAnsi="Lato" w:cs="Lato"/>
-          <w:sz w:val="21"/>
-          <w:szCs w:val="21"/>
-          <w:color w:val="111111"/>
-        </w:rPr>
-        <w:t xml:space="preserve">  </w:t>
-      </w:r>
-      <w:r>
-        <w:rPr>
-          <w:rFonts w:ascii="Lato" w:hAnsi="Lato" w:cs="Lato"/>
-          <w:sz w:val="21"/>
-          <w:szCs w:val="21"/>
-          <w:color w:val="111111"/>
-        </w:rPr>
-        <w:t xml:space="preserve">Built FastAPI and Algolia search with sub-50 ms latency, real-time Firestore synchronization, 200+ pytest tests and Logfire tracing.</w:t>
-      </w:r>
-    </w:p>
-    <w:p>
-      <w:pPr>
-        <w:spacing w:before="0" w:after="10" w:line="248" w:lineRule="exact"/>
-        <w:ind w:left="200" w:hanging="200"/>
-      </w:pPr>
-      <w:r>
-        <w:rPr>
-          <w:rFonts w:ascii="Lato" w:hAnsi="Lato" w:cs="Lato"/>
-          <w:sz w:val="21"/>
-          <w:szCs w:val="21"/>
-          <w:color w:val="111111"/>
-        </w:rPr>
-        <w:t xml:space="preserve">•</w:t>
-      </w:r>
-      <w:r>
-        <w:rPr>
-          <w:rFonts w:ascii="Lato" w:hAnsi="Lato" w:cs="Lato"/>
-          <w:sz w:val="21"/>
-          <w:szCs w:val="21"/>
-          <w:color w:val="111111"/>
-        </w:rPr>
-        <w:t xml:space="preserve">  </w:t>
-      </w:r>
-      <w:r>
-        <w:rPr>
-          <w:rFonts w:ascii="Lato" w:hAnsi="Lato" w:cs="Lato"/>
-          <w:sz w:val="21"/>
-          <w:szCs w:val="21"/>
-          <w:color w:val="111111"/>
-        </w:rPr>
-        <w:t xml:space="preserve">Scaled ingestion to 70,000+ records daily from 650+ venues using Playwright, transactional locking and entity resolution.</w:t>
-      </w:r>
-    </w:p>
-    <w:p>
-      <w:pPr>
-        <w:spacing w:before="0" w:after="10" w:line="248" w:lineRule="exact"/>
-        <w:ind w:left="200" w:hanging="200"/>
-      </w:pPr>
-      <w:r>
-        <w:rPr>
-          <w:rFonts w:ascii="Lato" w:hAnsi="Lato" w:cs="Lato"/>
-          <w:sz w:val="21"/>
-          <w:szCs w:val="21"/>
-          <w:color w:val="111111"/>
-        </w:rPr>
-        <w:t xml:space="preserve">•</w:t>
-      </w:r>
-      <w:r>
-        <w:rPr>
-          <w:rFonts w:ascii="Lato" w:hAnsi="Lato" w:cs="Lato"/>
-          <w:sz w:val="21"/>
-          <w:szCs w:val="21"/>
-          <w:color w:val="111111"/>
-        </w:rPr>
-        <w:t xml:space="preserve">  </w:t>
-      </w:r>
-      <w:r>
-        <w:rPr>
-          <w:rFonts w:ascii="Lato" w:hAnsi="Lato" w:cs="Lato"/>
-          <w:sz w:val="21"/>
-          <w:szCs w:val="21"/>
-          <w:color w:val="111111"/>
-        </w:rPr>
-        <w:t xml:space="preserve">Implemented checkpointed pause-and-resume so records missing context wait for additional information without failing the ingestion batch.</w:t>
-      </w:r>
-    </w:p>
-    <w:p>
-      <w:pPr>
-        <w:spacing w:before="0" w:after="10" w:line="248" w:lineRule="exact"/>
-        <w:ind w:left="200" w:hanging="200"/>
-      </w:pPr>
-      <w:r>
-        <w:rPr>
-          <w:rFonts w:ascii="Lato" w:hAnsi="Lato" w:cs="Lato"/>
-          <w:sz w:val="21"/>
-          <w:szCs w:val="21"/>
-          <w:color w:val="111111"/>
-        </w:rPr>
-        <w:t xml:space="preserve">•</w:t>
-      </w:r>
-      <w:r>
-        <w:rPr>
-          <w:rFonts w:ascii="Lato" w:hAnsi="Lato" w:cs="Lato"/>
-          <w:sz w:val="21"/>
-          <w:szCs w:val="21"/>
-          <w:color w:val="111111"/>
-        </w:rPr>
-        <w:t xml:space="preserve">  </w:t>
-      </w:r>
-      <w:r>
-        <w:rPr>
-          <w:rFonts w:ascii="Lato" w:hAnsi="Lato" w:cs="Lato"/>
-          <w:sz w:val="21"/>
-          <w:szCs w:val="21"/>
-          <w:color w:val="111111"/>
-        </w:rPr>
-        <w:t xml:space="preserve">Made ingestion retries safe with deterministic task IDs and atomic create-if-absent writes, preventing duplicate jobs from overwriting in-flight work.</w:t>
+        <w:t xml:space="preserve">Rebuilt a 14-Cloud-Function backend as one durable LangGraph agent workflow on GCP Cloud Run, with checkpointing and human-in-the-loop interrupt and resume, cutting service dependencies 64%.</w:t>
+      </w:r>
+    </w:p>
+    <w:p>
+      <w:pPr>
+        <w:spacing w:before="0" w:after="10" w:line="248" w:lineRule="exact"/>
+        <w:ind w:left="200" w:hanging="200"/>
+      </w:pPr>
+      <w:r>
+        <w:rPr>
+          <w:rFonts w:ascii="Lato" w:hAnsi="Lato" w:cs="Lato"/>
+          <w:sz w:val="21"/>
+          <w:szCs w:val="21"/>
+          <w:color w:val="111111"/>
+        </w:rPr>
+        <w:t xml:space="preserve">•</w:t>
+      </w:r>
+      <w:r>
+        <w:rPr>
+          <w:rFonts w:ascii="Lato" w:hAnsi="Lato" w:cs="Lato"/>
+          <w:sz w:val="21"/>
+          <w:szCs w:val="21"/>
+          <w:color w:val="111111"/>
+        </w:rPr>
+        <w:t xml:space="preserve">  </w:t>
+      </w:r>
+      <w:r>
+        <w:rPr>
+          <w:rFonts w:ascii="Lato" w:hAnsi="Lato" w:cs="Lato"/>
+          <w:sz w:val="21"/>
+          <w:szCs w:val="21"/>
+          <w:color w:val="111111"/>
+        </w:rPr>
+        <w:t xml:space="preserve">Instrumented LLM observability via Logfire (OpenTelemetry), tracing each run across pause and resume.</w:t>
+      </w:r>
+    </w:p>
+    <w:p>
+      <w:pPr>
+        <w:spacing w:before="0" w:after="10" w:line="248" w:lineRule="exact"/>
+        <w:ind w:left="200" w:hanging="200"/>
+      </w:pPr>
+      <w:r>
+        <w:rPr>
+          <w:rFonts w:ascii="Lato" w:hAnsi="Lato" w:cs="Lato"/>
+          <w:sz w:val="21"/>
+          <w:szCs w:val="21"/>
+          <w:color w:val="111111"/>
+        </w:rPr>
+        <w:t xml:space="preserve">•</w:t>
+      </w:r>
+      <w:r>
+        <w:rPr>
+          <w:rFonts w:ascii="Lato" w:hAnsi="Lato" w:cs="Lato"/>
+          <w:sz w:val="21"/>
+          <w:szCs w:val="21"/>
+          <w:color w:val="111111"/>
+        </w:rPr>
+        <w:t xml:space="preserve">  </w:t>
+      </w:r>
+      <w:r>
+        <w:rPr>
+          <w:rFonts w:ascii="Lato" w:hAnsi="Lato" w:cs="Lato"/>
+          <w:sz w:val="21"/>
+          <w:szCs w:val="21"/>
+          <w:color w:val="111111"/>
+        </w:rPr>
+        <w:t xml:space="preserve">Lifted dataset accuracy 25% with Gemini entity resolution, scored by LLM-as-judge, over 70,000+ records a day.</w:t>
+      </w:r>
+    </w:p>
+    <w:p>
+      <w:pPr>
+        <w:spacing w:before="0" w:after="10" w:line="248" w:lineRule="exact"/>
+        <w:ind w:left="200" w:hanging="200"/>
+      </w:pPr>
+      <w:r>
+        <w:rPr>
+          <w:rFonts w:ascii="Lato" w:hAnsi="Lato" w:cs="Lato"/>
+          <w:sz w:val="21"/>
+          <w:szCs w:val="21"/>
+          <w:color w:val="111111"/>
+        </w:rPr>
+        <w:t xml:space="preserve">•</w:t>
+      </w:r>
+      <w:r>
+        <w:rPr>
+          <w:rFonts w:ascii="Lato" w:hAnsi="Lato" w:cs="Lato"/>
+          <w:sz w:val="21"/>
+          <w:szCs w:val="21"/>
+          <w:color w:val="111111"/>
+        </w:rPr>
+        <w:t xml:space="preserve">  </w:t>
+      </w:r>
+      <w:r>
+        <w:rPr>
+          <w:rFonts w:ascii="Lato" w:hAnsi="Lato" w:cs="Lato"/>
+          <w:sz w:val="21"/>
+          <w:szCs w:val="21"/>
+          <w:color w:val="111111"/>
+        </w:rPr>
+        <w:t xml:space="preserve">Made the pipeline fault tolerant with deterministic task IDs, atomic Firestore claims, per-branch error isolation across parallel fan-out and 200+ pytest tests.</w:t>
+      </w:r>
+    </w:p>
+    <w:p>
+      <w:pPr>
+        <w:spacing w:before="0" w:after="10" w:line="248" w:lineRule="exact"/>
+        <w:ind w:left="200" w:hanging="200"/>
+      </w:pPr>
+      <w:r>
+        <w:rPr>
+          <w:rFonts w:ascii="Lato" w:hAnsi="Lato" w:cs="Lato"/>
+          <w:sz w:val="21"/>
+          <w:szCs w:val="21"/>
+          <w:color w:val="111111"/>
+        </w:rPr>
+        <w:t xml:space="preserve">•</w:t>
+      </w:r>
+      <w:r>
+        <w:rPr>
+          <w:rFonts w:ascii="Lato" w:hAnsi="Lato" w:cs="Lato"/>
+          <w:sz w:val="21"/>
+          <w:szCs w:val="21"/>
+          <w:color w:val="111111"/>
+        </w:rPr>
+        <w:t xml:space="preserve">  </w:t>
+      </w:r>
+      <w:r>
+        <w:rPr>
+          <w:rFonts w:ascii="Lato" w:hAnsi="Lato" w:cs="Lato"/>
+          <w:sz w:val="21"/>
+          <w:szCs w:val="21"/>
+          <w:color w:val="111111"/>
+        </w:rPr>
+        <w:t xml:space="preserve">Delivered sub-50 ms venue search through FastAPI and Algolia, synchronizing Firestore updates into the search index in real time.</w:t>
       </w:r>
     </w:p>
     <w:p>
@@ -829,139 +895,139 @@
           <w:szCs w:val="21"/>
           <w:color w:val="111111"/>
         </w:rPr>
-        <w:t xml:space="preserve">Built a multi-tenant course assistant from React UI to retrieval services, used by 1,000+ faculty creating courses for 60,000+ students.</w:t>
-      </w:r>
-    </w:p>
-    <w:p>
-      <w:pPr>
-        <w:spacing w:before="0" w:after="10" w:line="248" w:lineRule="exact"/>
-        <w:ind w:left="200" w:hanging="200"/>
-      </w:pPr>
-      <w:r>
-        <w:rPr>
-          <w:rFonts w:ascii="Lato" w:hAnsi="Lato" w:cs="Lato"/>
-          <w:sz w:val="21"/>
-          <w:szCs w:val="21"/>
-          <w:color w:val="111111"/>
-        </w:rPr>
-        <w:t xml:space="preserve">•</w:t>
-      </w:r>
-      <w:r>
-        <w:rPr>
-          <w:rFonts w:ascii="Lato" w:hAnsi="Lato" w:cs="Lato"/>
-          <w:sz w:val="21"/>
-          <w:szCs w:val="21"/>
-          <w:color w:val="111111"/>
-        </w:rPr>
-        <w:t xml:space="preserve">  </w:t>
-      </w:r>
-      <w:r>
-        <w:rPr>
-          <w:rFonts w:ascii="Lato" w:hAnsi="Lato" w:cs="Lato"/>
-          <w:sz w:val="21"/>
-          <w:szCs w:val="21"/>
-          <w:color w:val="111111"/>
-        </w:rPr>
-        <w:t xml:space="preserve">Established Prompt Flow release checks for groundedness, relevance and coherence, evaluating prompt changes against measured results before deployment.</w:t>
-      </w:r>
-    </w:p>
-    <w:p>
-      <w:pPr>
-        <w:spacing w:before="0" w:after="10" w:line="248" w:lineRule="exact"/>
-        <w:ind w:left="200" w:hanging="200"/>
-      </w:pPr>
-      <w:r>
-        <w:rPr>
-          <w:rFonts w:ascii="Lato" w:hAnsi="Lato" w:cs="Lato"/>
-          <w:sz w:val="21"/>
-          <w:szCs w:val="21"/>
-          <w:color w:val="111111"/>
-        </w:rPr>
-        <w:t xml:space="preserve">•</w:t>
-      </w:r>
-      <w:r>
-        <w:rPr>
-          <w:rFonts w:ascii="Lato" w:hAnsi="Lato" w:cs="Lato"/>
-          <w:sz w:val="21"/>
-          <w:szCs w:val="21"/>
-          <w:color w:val="111111"/>
-        </w:rPr>
-        <w:t xml:space="preserve">  </w:t>
-      </w:r>
-      <w:r>
-        <w:rPr>
-          <w:rFonts w:ascii="Lato" w:hAnsi="Lato" w:cs="Lato"/>
-          <w:sz w:val="21"/>
-          <w:szCs w:val="21"/>
-          <w:color w:val="111111"/>
-        </w:rPr>
-        <w:t xml:space="preserve">Implemented tenant isolation in retrieval services and configuration-based onboarding for additional colleges.</w:t>
-      </w:r>
-    </w:p>
-    <w:p>
-      <w:pPr>
-        <w:spacing w:before="0" w:after="10" w:line="248" w:lineRule="exact"/>
-        <w:ind w:left="200" w:hanging="200"/>
-      </w:pPr>
-      <w:r>
-        <w:rPr>
-          <w:rFonts w:ascii="Lato" w:hAnsi="Lato" w:cs="Lato"/>
-          <w:sz w:val="21"/>
-          <w:szCs w:val="21"/>
-          <w:color w:val="111111"/>
-        </w:rPr>
-        <w:t xml:space="preserve">•</w:t>
-      </w:r>
-      <w:r>
-        <w:rPr>
-          <w:rFonts w:ascii="Lato" w:hAnsi="Lato" w:cs="Lato"/>
-          <w:sz w:val="21"/>
-          <w:szCs w:val="21"/>
-          <w:color w:val="111111"/>
-        </w:rPr>
-        <w:t xml:space="preserve">  </w:t>
-      </w:r>
-      <w:r>
-        <w:rPr>
-          <w:rFonts w:ascii="Lato" w:hAnsi="Lato" w:cs="Lato"/>
-          <w:sz w:val="21"/>
-          <w:szCs w:val="21"/>
-          <w:color w:val="111111"/>
-        </w:rPr>
-        <w:t xml:space="preserve">Added hybrid keyword and vector retrieval to resolve exact course codes alongside semantic document search.</w:t>
-      </w:r>
-    </w:p>
-    <w:p>
-      <w:pPr>
-        <w:spacing w:before="0" w:after="10" w:line="248" w:lineRule="exact"/>
-        <w:ind w:left="200" w:hanging="200"/>
-      </w:pPr>
-      <w:r>
-        <w:rPr>
-          <w:rFonts w:ascii="Lato" w:hAnsi="Lato" w:cs="Lato"/>
-          <w:sz w:val="21"/>
-          <w:szCs w:val="21"/>
-          <w:color w:val="111111"/>
-        </w:rPr>
-        <w:t xml:space="preserve">•</w:t>
-      </w:r>
-      <w:r>
-        <w:rPr>
-          <w:rFonts w:ascii="Lato" w:hAnsi="Lato" w:cs="Lato"/>
-          <w:sz w:val="21"/>
-          <w:szCs w:val="21"/>
-          <w:color w:val="111111"/>
-        </w:rPr>
-        <w:t xml:space="preserve">  </w:t>
-      </w:r>
-      <w:r>
-        <w:rPr>
-          <w:rFonts w:ascii="Lato" w:hAnsi="Lato" w:cs="Lato"/>
-          <w:sz w:val="21"/>
-          <w:szCs w:val="21"/>
-          <w:color w:val="111111"/>
-        </w:rPr>
-        <w:t xml:space="preserve">Reduced transcript-analysis time from four hours to 15 minutes using a Neo4j knowledge graph and validated Cypher queries.</w:t>
+        <w:t xml:space="preserve">Shipped a multi-tenant RAG assistant to 1,000+ faculty building courses for 60,000+ students, with hybrid vector and keyword search, section-aware chunking and a source citation on every answer.</w:t>
+      </w:r>
+    </w:p>
+    <w:p>
+      <w:pPr>
+        <w:spacing w:before="0" w:after="10" w:line="248" w:lineRule="exact"/>
+        <w:ind w:left="200" w:hanging="200"/>
+      </w:pPr>
+      <w:r>
+        <w:rPr>
+          <w:rFonts w:ascii="Lato" w:hAnsi="Lato" w:cs="Lato"/>
+          <w:sz w:val="21"/>
+          <w:szCs w:val="21"/>
+          <w:color w:val="111111"/>
+        </w:rPr>
+        <w:t xml:space="preserve">•</w:t>
+      </w:r>
+      <w:r>
+        <w:rPr>
+          <w:rFonts w:ascii="Lato" w:hAnsi="Lato" w:cs="Lato"/>
+          <w:sz w:val="21"/>
+          <w:szCs w:val="21"/>
+          <w:color w:val="111111"/>
+        </w:rPr>
+        <w:t xml:space="preserve">  </w:t>
+      </w:r>
+      <w:r>
+        <w:rPr>
+          <w:rFonts w:ascii="Lato" w:hAnsi="Lato" w:cs="Lato"/>
+          <w:sz w:val="21"/>
+          <w:szCs w:val="21"/>
+          <w:color w:val="111111"/>
+        </w:rPr>
+        <w:t xml:space="preserve">Gated every prompt release on Prompt Flow LLM-as-judge evals for groundedness, relevance and coherence.</w:t>
+      </w:r>
+    </w:p>
+    <w:p>
+      <w:pPr>
+        <w:spacing w:before="0" w:after="10" w:line="248" w:lineRule="exact"/>
+        <w:ind w:left="200" w:hanging="200"/>
+      </w:pPr>
+      <w:r>
+        <w:rPr>
+          <w:rFonts w:ascii="Lato" w:hAnsi="Lato" w:cs="Lato"/>
+          <w:sz w:val="21"/>
+          <w:szCs w:val="21"/>
+          <w:color w:val="111111"/>
+        </w:rPr>
+        <w:t xml:space="preserve">•</w:t>
+      </w:r>
+      <w:r>
+        <w:rPr>
+          <w:rFonts w:ascii="Lato" w:hAnsi="Lato" w:cs="Lato"/>
+          <w:sz w:val="21"/>
+          <w:szCs w:val="21"/>
+          <w:color w:val="111111"/>
+        </w:rPr>
+        <w:t xml:space="preserve">  </w:t>
+      </w:r>
+      <w:r>
+        <w:rPr>
+          <w:rFonts w:ascii="Lato" w:hAnsi="Lato" w:cs="Lato"/>
+          <w:sz w:val="21"/>
+          <w:szCs w:val="21"/>
+          <w:color w:val="111111"/>
+        </w:rPr>
+        <w:t xml:space="preserve">Enabled configuration-based college onboarding through tenant-scoped retrieval, keeping each college's documents within its own search boundary.</w:t>
+      </w:r>
+    </w:p>
+    <w:p>
+      <w:pPr>
+        <w:spacing w:before="0" w:after="10" w:line="248" w:lineRule="exact"/>
+        <w:ind w:left="200" w:hanging="200"/>
+      </w:pPr>
+      <w:r>
+        <w:rPr>
+          <w:rFonts w:ascii="Lato" w:hAnsi="Lato" w:cs="Lato"/>
+          <w:sz w:val="21"/>
+          <w:szCs w:val="21"/>
+          <w:color w:val="111111"/>
+        </w:rPr>
+        <w:t xml:space="preserve">•</w:t>
+      </w:r>
+      <w:r>
+        <w:rPr>
+          <w:rFonts w:ascii="Lato" w:hAnsi="Lato" w:cs="Lato"/>
+          <w:sz w:val="21"/>
+          <w:szCs w:val="21"/>
+          <w:color w:val="111111"/>
+        </w:rPr>
+        <w:t xml:space="preserve">  </w:t>
+      </w:r>
+      <w:r>
+        <w:rPr>
+          <w:rFonts w:ascii="Lato" w:hAnsi="Lato" w:cs="Lato"/>
+          <w:sz w:val="21"/>
+          <w:szCs w:val="21"/>
+          <w:color w:val="111111"/>
+        </w:rPr>
+        <w:t xml:space="preserve">Compared fixed-size and section-aware chunking on course documents to preserve complete policy passages in retrieved results.</w:t>
+      </w:r>
+    </w:p>
+    <w:p>
+      <w:pPr>
+        <w:spacing w:before="0" w:after="10" w:line="248" w:lineRule="exact"/>
+        <w:ind w:left="200" w:hanging="200"/>
+      </w:pPr>
+      <w:r>
+        <w:rPr>
+          <w:rFonts w:ascii="Lato" w:hAnsi="Lato" w:cs="Lato"/>
+          <w:sz w:val="21"/>
+          <w:szCs w:val="21"/>
+          <w:color w:val="111111"/>
+        </w:rPr>
+        <w:t xml:space="preserve">•</w:t>
+      </w:r>
+      <w:r>
+        <w:rPr>
+          <w:rFonts w:ascii="Lato" w:hAnsi="Lato" w:cs="Lato"/>
+          <w:sz w:val="21"/>
+          <w:szCs w:val="21"/>
+          <w:color w:val="111111"/>
+        </w:rPr>
+        <w:t xml:space="preserve">  </w:t>
+      </w:r>
+      <w:r>
+        <w:rPr>
+          <w:rFonts w:ascii="Lato" w:hAnsi="Lato" w:cs="Lato"/>
+          <w:sz w:val="21"/>
+          <w:szCs w:val="21"/>
+          <w:color w:val="111111"/>
+        </w:rPr>
+        <w:t xml:space="preserve">Built GraphRAG over a Neo4j knowledge graph with schema-validated, LLM-generated Cypher, cutting transcript analysis from four hours to 15 minutes.</w:t>
       </w:r>
     </w:p>
     <w:p>
@@ -1821,16 +1887,64 @@
           <w:b/>
           <w:color w:val="111111"/>
         </w:rPr>
-        <w:t xml:space="preserve">AI &amp; LLM: </w:t>
-      </w:r>
-      <w:r>
-        <w:rPr>
-          <w:rFonts w:ascii="Lato" w:hAnsi="Lato" w:cs="Lato"/>
-          <w:sz w:val="21"/>
-          <w:szCs w:val="21"/>
-          <w:color w:val="111111"/>
-        </w:rPr>
-        <w:t xml:space="preserve">AWS Bedrock, LangGraph, RAG, LLM evaluation, Prompt Flow, MCP, PyTorch</w:t>
+        <w:t xml:space="preserve">AI Engineering: </w:t>
+      </w:r>
+      <w:r>
+        <w:rPr>
+          <w:rFonts w:ascii="Lato" w:hAnsi="Lato" w:cs="Lato"/>
+          <w:sz w:val="21"/>
+          <w:szCs w:val="21"/>
+          <w:color w:val="111111"/>
+        </w:rPr>
+        <w:t xml:space="preserve">Multi-agent systems, tool calling, agentic RAG, GraphRAG, hybrid search, context engineering, structured outputs, guardrails, prompt caching, human-in-the-loop</w:t>
+      </w:r>
+    </w:p>
+    <w:p>
+      <w:pPr>
+        <w:spacing w:before="0" w:after="10" w:line="248" w:lineRule="exact"/>
+      </w:pPr>
+      <w:r>
+        <w:rPr>
+          <w:rFonts w:ascii="Lato" w:hAnsi="Lato" w:cs="Lato"/>
+          <w:sz w:val="21"/>
+          <w:szCs w:val="21"/>
+          <w:b/>
+          <w:color w:val="111111"/>
+        </w:rPr>
+        <w:t xml:space="preserve">Evals &amp; Observability: </w:t>
+      </w:r>
+      <w:r>
+        <w:rPr>
+          <w:rFonts w:ascii="Lato" w:hAnsi="Lato" w:cs="Lato"/>
+          <w:sz w:val="21"/>
+          <w:szCs w:val="21"/>
+          <w:color w:val="111111"/>
+        </w:rPr>
+        <w:t xml:space="preserve">LLM-as-judge, code-scored benchmarks, golden datasets, Prompt Flow, Logfire, OpenTelemetry, distributed tracing, CloudWatch</w:t>
+      </w:r>
+    </w:p>
+    <w:p>
+      <w:pPr>
+        <w:spacing w:before="0" w:after="10" w:line="248" w:lineRule="exact"/>
+      </w:pPr>
+      <w:r>
+        <w:rPr>
+          <w:rFonts w:ascii="Lato" w:hAnsi="Lato" w:cs="Lato"/>
+          <w:sz w:val="21"/>
+          <w:szCs w:val="21"/>
+          <w:b/>
+          <w:color w:val="111111"/>
+        </w:rPr>
+        <w:t xml:space="preserve">Models &amp; Frameworks: </w:t>
+      </w:r>
+      <w:r>
+        <w:rPr>
+          <w:rFonts w:ascii="Lato" w:hAnsi="Lato" w:cs="Lato"/>
+          <w:sz w:val="21"/>
+          <w:szCs w:val="21"/>
+          <w:color w:val="111111"/>
+        </w:rPr>
+        <w:t xml:space="preserve">AWS Bedrock, OpenAI, Gemini, LangGraph, LangChain, Semantic Kernel, MCP, PyTorch</w:t>
       </w:r>
     </w:p>
     <w:p>
@@ -1854,7 +1968,7 @@
           <w:szCs w:val="21"/>
           <w:color w:val="111111"/>
         </w:rPr>
-        <w:t xml:space="preserve">PostgreSQL, pgvector, FAISS, Neo4j, Redis, Algolia, Firestore</w:t>
+        <w:t xml:space="preserve">pgvector, FAISS, Lance, Neo4j, DuckDB, PostgreSQL, Redis, Algolia, Firestore</w:t>
       </w:r>
     </w:p>
     <w:p>

--- a/public/Archit_Agrawal_AI_Software_Engineer_Resume.docx
+++ b/public/Archit_Agrawal_AI_Software_Engineer_Resume.docx
@@ -1834,6 +1834,39 @@
     </w:p>
     <w:p>
       <w:pPr>
+        <w:spacing w:before="0" w:after="10" w:line="248" w:lineRule="exact"/>
+        <w:ind w:left="200" w:hanging="200"/>
+      </w:pPr>
+      <w:r>
+        <w:rPr>
+          <w:rFonts w:ascii="Lato" w:hAnsi="Lato" w:cs="Lato"/>
+          <w:sz w:val="21"/>
+          <w:szCs w:val="21"/>
+          <w:color w:val="111111"/>
+        </w:rPr>
+        <w:t xml:space="preserve">•</w:t>
+      </w:r>
+      <w:r>
+        <w:rPr>
+          <w:rFonts w:ascii="Lato" w:hAnsi="Lato" w:cs="Lato"/>
+          <w:sz w:val="21"/>
+          <w:szCs w:val="21"/>
+          <w:color w:val="111111"/>
+        </w:rPr>
+        <w:t xml:space="preserve">  </w:t>
+      </w:r>
+      <w:r>
+        <w:rPr>
+          <w:rFonts w:ascii="Lato" w:hAnsi="Lato" w:cs="Lato"/>
+          <w:sz w:val="21"/>
+          <w:szCs w:val="21"/>
+          <w:color w:val="111111"/>
+        </w:rPr>
+        <w:t xml:space="preserve">Fine-tuned with DPO, KTO and IPO preference training; reduced DPO training loss from 0.68 to 0.47 on labeled pairs.</w:t>
+      </w:r>
+    </w:p>
+    <w:p>
+      <w:pPr>
         <w:keepNext/>
         <w:pBdr>
           <w:bottom w:val="single" w:sz="4" w:space="1" w:color="999999"/>
@@ -1896,7 +1929,7 @@
           <w:szCs w:val="21"/>
           <w:color w:val="111111"/>
         </w:rPr>
-        <w:t xml:space="preserve">Multi-agent systems, tool calling, agentic RAG, GraphRAG, hybrid search, context engineering, structured outputs, guardrails, prompt caching, human-in-the-loop</w:t>
+        <w:t xml:space="preserve">AI agents, multi-agent systems, tool calling, agentic RAG, GraphRAG, hybrid search, context engineering, prompt engineering, structured outputs, guardrails, prompt caching, human-in-the-loop</w:t>
       </w:r>
     </w:p>
     <w:p>
@@ -1920,7 +1953,7 @@
           <w:szCs w:val="21"/>
           <w:color w:val="111111"/>
         </w:rPr>
-        <w:t xml:space="preserve">LLM-as-judge, code-scored benchmarks, golden datasets, Prompt Flow, Logfire, OpenTelemetry, distributed tracing, CloudWatch</w:t>
+        <w:t xml:space="preserve">LLM evals, LLM-as-judge, code-scored benchmarks, golden datasets, Prompt Flow, LLMOps, Logfire, OpenTelemetry, CloudWatch</w:t>
       </w:r>
     </w:p>
     <w:p>
@@ -1944,7 +1977,31 @@
           <w:szCs w:val="21"/>
           <w:color w:val="111111"/>
         </w:rPr>
-        <w:t xml:space="preserve">AWS Bedrock, OpenAI, Gemini, LangGraph, LangChain, Semantic Kernel, MCP, PyTorch</w:t>
+        <w:t xml:space="preserve">OpenAI, AWS Bedrock, Gemini, LangGraph, LangChain, Semantic Kernel, MCP, Hugging Face, llama.cpp</w:t>
+      </w:r>
+    </w:p>
+    <w:p>
+      <w:pPr>
+        <w:spacing w:before="0" w:after="10" w:line="248" w:lineRule="exact"/>
+      </w:pPr>
+      <w:r>
+        <w:rPr>
+          <w:rFonts w:ascii="Lato" w:hAnsi="Lato" w:cs="Lato"/>
+          <w:sz w:val="21"/>
+          <w:szCs w:val="21"/>
+          <w:b/>
+          <w:color w:val="111111"/>
+        </w:rPr>
+        <w:t xml:space="preserve">ML &amp; Training: </w:t>
+      </w:r>
+      <w:r>
+        <w:rPr>
+          <w:rFonts w:ascii="Lato" w:hAnsi="Lato" w:cs="Lato"/>
+          <w:sz w:val="21"/>
+          <w:szCs w:val="21"/>
+          <w:color w:val="111111"/>
+        </w:rPr>
+        <w:t xml:space="preserve">PyTorch, fine-tuning (DPO, KTO), reward models, embeddings, CUDA, ROCm</w:t>
       </w:r>
     </w:p>
     <w:p>
@@ -1968,55 +2025,31 @@
           <w:szCs w:val="21"/>
           <w:color w:val="111111"/>
         </w:rPr>
-        <w:t xml:space="preserve">pgvector, FAISS, Lance, Neo4j, DuckDB, PostgreSQL, Redis, Algolia, Firestore</w:t>
-      </w:r>
-    </w:p>
-    <w:p>
-      <w:pPr>
-        <w:spacing w:before="0" w:after="10" w:line="248" w:lineRule="exact"/>
-      </w:pPr>
-      <w:r>
-        <w:rPr>
-          <w:rFonts w:ascii="Lato" w:hAnsi="Lato" w:cs="Lato"/>
-          <w:sz w:val="21"/>
-          <w:szCs w:val="21"/>
-          <w:b/>
-          <w:color w:val="111111"/>
-        </w:rPr>
-        <w:t xml:space="preserve">Backend &amp; Web: </w:t>
-      </w:r>
-      <w:r>
-        <w:rPr>
-          <w:rFonts w:ascii="Lato" w:hAnsi="Lato" w:cs="Lato"/>
-          <w:sz w:val="21"/>
-          <w:szCs w:val="21"/>
-          <w:color w:val="111111"/>
-        </w:rPr>
-        <w:t xml:space="preserve">FastAPI, NestJS, Node.js, .NET, React, Nuxt</w:t>
-      </w:r>
-    </w:p>
-    <w:p>
-      <w:pPr>
-        <w:spacing w:before="0" w:after="10" w:line="248" w:lineRule="exact"/>
-      </w:pPr>
-      <w:r>
-        <w:rPr>
-          <w:rFonts w:ascii="Lato" w:hAnsi="Lato" w:cs="Lato"/>
-          <w:sz w:val="21"/>
-          <w:szCs w:val="21"/>
-          <w:b/>
-          <w:color w:val="111111"/>
-        </w:rPr>
-        <w:t xml:space="preserve">Cloud &amp; Quality: </w:t>
-      </w:r>
-      <w:r>
-        <w:rPr>
-          <w:rFonts w:ascii="Lato" w:hAnsi="Lato" w:cs="Lato"/>
-          <w:sz w:val="21"/>
-          <w:szCs w:val="21"/>
-          <w:color w:val="111111"/>
-        </w:rPr>
-        <w:t xml:space="preserve">AWS (Step Functions, Lambda, S3, CDK), GCP Cloud Run, Docker, Kubernetes, CI/CD, pytest</w:t>
+        <w:t xml:space="preserve">Vector databases (pgvector, FAISS, Lance), Neo4j, DuckDB, PostgreSQL, Redis, Algolia, Firestore</w:t>
+      </w:r>
+    </w:p>
+    <w:p>
+      <w:pPr>
+        <w:spacing w:before="0" w:after="10" w:line="248" w:lineRule="exact"/>
+      </w:pPr>
+      <w:r>
+        <w:rPr>
+          <w:rFonts w:ascii="Lato" w:hAnsi="Lato" w:cs="Lato"/>
+          <w:sz w:val="21"/>
+          <w:szCs w:val="21"/>
+          <w:b/>
+          <w:color w:val="111111"/>
+        </w:rPr>
+        <w:t xml:space="preserve">Backend &amp; Cloud: </w:t>
+      </w:r>
+      <w:r>
+        <w:rPr>
+          <w:rFonts w:ascii="Lato" w:hAnsi="Lato" w:cs="Lato"/>
+          <w:sz w:val="21"/>
+          <w:szCs w:val="21"/>
+          <w:color w:val="111111"/>
+        </w:rPr>
+        <w:t xml:space="preserve">FastAPI, NestJS, Node.js, AWS (Step Functions, Lambda, S3, CDK), GCP Cloud Run, Docker, Kubernetes, GitHub Actions, pytest</w:t>
       </w:r>
     </w:p>
     <w:p>
